--- a/laravel-app/database/data/internship/handbooks/networking/Beyond_Networking_Internship_Day_012_Student_Handbook.docx
+++ b/laravel-app/database/data/internship/handbooks/networking/Beyond_Networking_Internship_Day_012_Student_Handbook.docx
@@ -38,7 +38,7 @@
           <w:color w:val="1E293B"/>
           <w:sz w:val="28"/>
         </w:rPr>
-        <w:t>Network Safety And Lab Documentation</w:t>
+        <w:t>Osi And Tcp/Ip Models — Applied Baseline Lab</w:t>
       </w:r>
     </w:p>
     <w:p>
@@ -50,7 +50,7 @@
           <w:b w:val="0"/>
           <w:sz w:val="22"/>
         </w:rPr>
-        <w:t>Assessment and reflection. Full student study guide and practical laboratory manual for Beyond Enterprise interns.</w:t>
+        <w:t>Concept development. Full student study guide and practical laboratory manual for Beyond Enterprise interns.</w:t>
       </w:r>
     </w:p>
     <w:tbl>
@@ -141,7 +141,7 @@
               <w:rPr>
                 <w:sz w:val="18"/>
               </w:rPr>
-              <w:t>Assessment and reflection</w:t>
+              <w:t>Concept development</w:t>
             </w:r>
           </w:p>
         </w:tc>
@@ -167,7 +167,7 @@
               <w:rPr>
                 <w:sz w:val="18"/>
               </w:rPr>
-              <w:t>8 hours</w:t>
+              <w:t>8.0 hours</w:t>
             </w:r>
           </w:p>
         </w:tc>
@@ -180,7 +180,7 @@
               <w:rPr>
                 <w:sz w:val="18"/>
               </w:rPr>
-              <w:t>Packet Tracer, VirtualBox, Wireshark and available Beyond routers/switches</w:t>
+              <w:t>Packet Tracer, VirtualBox, lab switches, cable tester, Wireshark</w:t>
             </w:r>
           </w:p>
         </w:tc>
@@ -198,7 +198,7 @@
           <w:color w:val="0B3F90"/>
           <w:sz w:val="20"/>
         </w:rPr>
-        <w:t>Day 12 objective  Complete the assessment and reflection for Network Safety And Lab Documentation: Apply network safety and lab documentation safely and explain the result in a professional technical report.</w:t>
+        <w:t>Day 12 objective  Complete the concept development for Osi And Tcp/Ip Models — Applied Baseline Lab: Complete a supervised applied lab for OSI and TCP/IP models, record expected versus observed results, diagnose one controlled fault, and restore the approved state.</w:t>
       </w:r>
     </w:p>
     <w:p>
@@ -270,7 +270,7 @@
           <w:b w:val="0"/>
           <w:sz w:val="22"/>
         </w:rPr>
-        <w:t>Submit: Final artifact, demonstration evidence, 150-300 word reflection, and self-score against the rubric..</w:t>
+        <w:t>Submit: Baseline evidence, completed practical artifact, independent verification, safety/restoration record, and short professional report..</w:t>
       </w:r>
     </w:p>
     <w:p>
@@ -619,7 +619,7 @@
           <w:b w:val="0"/>
           <w:sz w:val="20"/>
         </w:rPr>
-        <w:t>Curriculum objective (source of truth): Apply network safety and lab documentation safely and explain the result in a professional technical report.</w:t>
+        <w:t>Curriculum objective (source of truth): Complete a supervised applied lab for OSI and TCP/IP models, record expected versus observed results, diagnose one controlled fault, and restore the approved state.</w:t>
       </w:r>
     </w:p>
     <w:p>
@@ -631,7 +631,7 @@
           <w:b w:val="0"/>
           <w:sz w:val="22"/>
         </w:rPr>
-        <w:t>Explain Network Safety And Lab Documentation to a supervisor in under two minutes.</w:t>
+        <w:t>Explain Osi And Tcp/Ip Models — Applied Baseline Lab to a supervisor in under two minutes.</w:t>
       </w:r>
     </w:p>
     <w:p>
@@ -643,7 +643,7 @@
           <w:b w:val="0"/>
           <w:sz w:val="22"/>
         </w:rPr>
-        <w:t>Configure or verify the approved tools required for Network Safety And Lab Documentation.</w:t>
+        <w:t>Configure or verify the approved tools required for Osi And Tcp/Ip Models — Applied Baseline Lab.</w:t>
       </w:r>
     </w:p>
     <w:p>
@@ -655,7 +655,7 @@
           <w:b w:val="0"/>
           <w:sz w:val="22"/>
         </w:rPr>
-        <w:t>Implement or perform the assessment and reflection practical for this topic.</w:t>
+        <w:t>Implement or perform the concept development practical for this topic.</w:t>
       </w:r>
     </w:p>
     <w:p>
@@ -711,7 +711,7 @@
           <w:b w:val="0"/>
           <w:sz w:val="22"/>
         </w:rPr>
-        <w:t>Define the professional meaning of “Network Safety And Lab Documentation” before you use tools. Do not split the title into meaningless words. Connect each concept to today's practical action.</w:t>
+        <w:t>Define the professional meaning of “Osi And Tcp/Ip Models — Applied Baseline Lab” before you use tools. Do not split the title into meaningless words. Connect each concept to today's practical action.</w:t>
       </w:r>
     </w:p>
     <w:tbl>
@@ -819,7 +819,7 @@
               <w:rPr>
                 <w:sz w:val="18"/>
               </w:rPr>
-              <w:t>Layered models</w:t>
+              <w:t>Problem framing</w:t>
             </w:r>
           </w:p>
         </w:tc>
@@ -832,7 +832,7 @@
               <w:rPr>
                 <w:sz w:val="18"/>
               </w:rPr>
-              <w:t>Separate physical, link, network, transport concerns</w:t>
+              <w:t>Who needs what, constraints, success criteria</w:t>
             </w:r>
           </w:p>
         </w:tc>
@@ -845,7 +845,7 @@
               <w:rPr>
                 <w:sz w:val="18"/>
               </w:rPr>
-              <w:t>Map today's lab to OSI/TCP-IP</w:t>
+              <w:t>Write a short frame table</w:t>
             </w:r>
           </w:p>
         </w:tc>
@@ -858,7 +858,7 @@
               <w:rPr>
                 <w:sz w:val="18"/>
               </w:rPr>
-              <w:t>Misplacing the fault layer</w:t>
+              <w:t>Building the wrong thing</w:t>
             </w:r>
           </w:p>
         </w:tc>
@@ -871,7 +871,7 @@
               <w:rPr>
                 <w:sz w:val="18"/>
               </w:rPr>
-              <w:t>Structured troubleshooting top-down/bottom-up</w:t>
+              <w:t>Supervisor review of frame</w:t>
             </w:r>
           </w:p>
         </w:tc>
@@ -886,7 +886,7 @@
               <w:rPr>
                 <w:sz w:val="18"/>
               </w:rPr>
-              <w:t>Addressing plan</w:t>
+              <w:t>Train vs evaluation data</w:t>
             </w:r>
           </w:p>
         </w:tc>
@@ -899,7 +899,7 @@
               <w:rPr>
                 <w:sz w:val="18"/>
               </w:rPr>
-              <w:t>Who gets which address/mask/gateway</w:t>
+              <w:t>Learn on one set; judge on another</w:t>
             </w:r>
           </w:p>
         </w:tc>
@@ -912,7 +912,7 @@
               <w:rPr>
                 <w:sz w:val="18"/>
               </w:rPr>
-              <w:t>Document IP plan before changes</w:t>
+              <w:t>Keep a held-out TEST set</w:t>
             </w:r>
           </w:p>
         </w:tc>
@@ -925,7 +925,7 @@
               <w:rPr>
                 <w:sz w:val="18"/>
               </w:rPr>
-              <w:t>Duplicate IPs / wrong mask</w:t>
+              <w:t>Testing on training data</w:t>
             </w:r>
           </w:p>
         </w:tc>
@@ -938,7 +938,7 @@
               <w:rPr>
                 <w:sz w:val="18"/>
               </w:rPr>
-              <w:t>Written plan + ping/traceroute verify</w:t>
+              <w:t>Document the split</w:t>
             </w:r>
           </w:p>
         </w:tc>
@@ -953,7 +953,7 @@
               <w:rPr>
                 <w:sz w:val="18"/>
               </w:rPr>
-              <w:t>Change control</w:t>
+              <w:t>Human oversight</w:t>
             </w:r>
           </w:p>
         </w:tc>
@@ -966,7 +966,7 @@
               <w:rPr>
                 <w:sz w:val="18"/>
               </w:rPr>
-              <w:t>Record what changed and how to roll back</w:t>
+              <w:t>A person remains accountable</w:t>
             </w:r>
           </w:p>
         </w:tc>
@@ -979,7 +979,7 @@
               <w:rPr>
                 <w:sz w:val="18"/>
               </w:rPr>
-              <w:t>Lab journal entry</w:t>
+              <w:t>Disclose AI help; verify claims</w:t>
             </w:r>
           </w:p>
         </w:tc>
@@ -992,7 +992,7 @@
               <w:rPr>
                 <w:sz w:val="18"/>
               </w:rPr>
-              <w:t>Undocumented cable/IP edits</w:t>
+              <w:t>Blind trust in outputs</w:t>
             </w:r>
           </w:p>
         </w:tc>
@@ -1005,7 +1005,7 @@
               <w:rPr>
                 <w:sz w:val="18"/>
               </w:rPr>
-              <w:t>Before/after notes</w:t>
+              <w:t>AI/tool disclosure block</w:t>
             </w:r>
           </w:p>
         </w:tc>
@@ -1266,7 +1266,7 @@
           <w:b w:val="0"/>
           <w:sz w:val="22"/>
         </w:rPr>
-        <w:t>Tools available: Packet Tracer, VirtualBox, Wireshark and available Beyond routers/switches.</w:t>
+        <w:t>Tools available: Packet Tracer, VirtualBox, lab switches, cable tester, Wireshark.</w:t>
       </w:r>
     </w:p>
     <w:p>
@@ -1381,7 +1381,7 @@
               <w:rPr>
                 <w:sz w:val="18"/>
               </w:rPr>
-              <w:t>Packet Tracer, VirtualBox, Wireshark and available Beyond routers/switches</w:t>
+              <w:t>Packet Tracer, VirtualBox, lab switches, cable tester, Wireshark</w:t>
             </w:r>
           </w:p>
         </w:tc>
@@ -1463,7 +1463,7 @@
           <w:b w:val="0"/>
           <w:sz w:val="18"/>
         </w:rPr>
-        <w:t>└── Day_12_Network_Safety_And_Lab_Documentation/</w:t>
+        <w:t>└── Day_12_Osi_And_Tcp_Ip_Models_Applied_Baseline_Lab/</w:t>
       </w:r>
     </w:p>
     <w:p>
@@ -1616,7 +1616,7 @@
           <w:b w:val="0"/>
           <w:sz w:val="18"/>
         </w:rPr>
-        <w:t>mkdir Beyond_Networking_Internship\Day_12_Network_Safety_And_Lab_Documentation\evidence, Beyond_Networking_Internship\Day_12_Network_Safety_And_Lab_Documentation\notebooks, Beyond_Networking_Internship\Day_12_Network_Safety_And_Lab_Documentation\src, Beyond_Networking_Internship\Day_12_Network_Safety_And_Lab_Documentation\data, Beyond_Networking_Internship\Day_12_Network_Safety_And_Lab_Documentation\output, Beyond_Networking_Internship\Day_12_Network_Safety_And_Lab_Documentation\report -Force</w:t>
+        <w:t>mkdir Beyond_Networking_Internship\Day_12_Osi_And_Tcp_Ip_Models_Applied_Baseline_Lab\evidence, Beyond_Networking_Internship\Day_12_Osi_And_Tcp_Ip_Models_Applied_Baseline_Lab\notebooks, Beyond_Networking_Internship\Day_12_Osi_And_Tcp_Ip_Models_Applied_Baseline_Lab\src, Beyond_Networking_Internship\Day_12_Osi_And_Tcp_Ip_Models_Applied_Baseline_Lab\data, Beyond_Networking_Internship\Day_12_Osi_And_Tcp_Ip_Models_Applied_Baseline_Lab\output, Beyond_Networking_Internship\Day_12_Osi_And_Tcp_Ip_Models_Applied_Baseline_Lab\report -Force</w:t>
       </w:r>
     </w:p>
     <w:p/>
@@ -1657,7 +1657,7 @@
           <w:b w:val="0"/>
           <w:sz w:val="18"/>
         </w:rPr>
-        <w:t>mkdir -p Beyond_Networking_Internship/Day_12_Network_Safety_And_Lab_Documentation/{evidence,notebooks,src,data,output,report}</w:t>
+        <w:t>mkdir -p Beyond_Networking_Internship/Day_12_Osi_And_Tcp_Ip_Models_Applied_Baseline_Lab/{evidence,notebooks,src,data,output,report}</w:t>
       </w:r>
     </w:p>
     <w:p/>
@@ -1773,7 +1773,7 @@
           <w:color w:val="0B3F90"/>
           <w:sz w:val="24"/>
         </w:rPr>
-        <w:t>Assessment and reflection: Network Safety And Lab Documentation</w:t>
+        <w:t>Concept development: Osi And Tcp/Ip Models — Applied Baseline Lab</w:t>
       </w:r>
     </w:p>
     <w:p>
@@ -1797,7 +1797,7 @@
           <w:b w:val="0"/>
           <w:sz w:val="20"/>
         </w:rPr>
-        <w:t>• Complete the practical assessment for network safety and lab documentation, demonstrate the result, and explain decisions in your own words.</w:t>
+        <w:t>• Review the Day 12 scope, prerequisite from Day 11, and supervisor instructions before touching software, accounts, cables, power, rigging, networks, or equipment.</w:t>
       </w:r>
     </w:p>
     <w:p>
@@ -1809,7 +1809,7 @@
           <w:b w:val="0"/>
           <w:sz w:val="20"/>
         </w:rPr>
-        <w:t>• Work only in an authorized lab, VM or on equipment assigned by Beyond.</w:t>
+        <w:t>• Confirm the authorized lab/equipment boundary, owner, asset IDs, workspace condition, backup/rollback state, emergency procedure, and any PPE or spotter requirement.</w:t>
       </w:r>
     </w:p>
     <w:p>
@@ -1821,7 +1821,79 @@
           <w:b w:val="0"/>
           <w:sz w:val="20"/>
         </w:rPr>
-        <w:t>• Keep time entries truthful and ask the supervisor before changing production equipment.</w:t>
+        <w:t>• Verify only the approved tools for today: Packet Tracer, VirtualBox, lab switches, cable tester, Wireshark. Record versions, firmware, serial/asset references, calibration status, or configuration as relevant. Avoid unnecessary installation or updates.</w:t>
+      </w:r>
+    </w:p>
+    <w:p>
+      <w:pPr>
+        <w:spacing w:after="120"/>
+      </w:pPr>
+      <w:r>
+        <w:rPr>
+          <w:b w:val="0"/>
+          <w:sz w:val="20"/>
+        </w:rPr>
+        <w:t>• Create Day_012_osi_and_tcp_ip_models__applied_baseline_lab with evidence, diagrams or src, checklists or tests, output, and report folders.</w:t>
+      </w:r>
+    </w:p>
+    <w:p>
+      <w:pPr>
+        <w:spacing w:after="120"/>
+      </w:pPr>
+      <w:r>
+        <w:rPr>
+          <w:b w:val="0"/>
+          <w:sz w:val="20"/>
+        </w:rPr>
+        <w:t>• Capture a privacy-reviewed baseline photograph/screenshot and record expected result, measurement units, acceptance limit, and stop condition.</w:t>
+      </w:r>
+    </w:p>
+    <w:p>
+      <w:pPr>
+        <w:spacing w:after="120"/>
+      </w:pPr>
+      <w:r>
+        <w:rPr>
+          <w:b w:val="0"/>
+          <w:sz w:val="20"/>
+        </w:rPr>
+        <w:t>• Complete the practical objective: Complete a supervised applied lab for OSI and TCP/IP models, record expected versus observed results, diagnose one controlled fault, and restore the approved state.</w:t>
+      </w:r>
+    </w:p>
+    <w:p>
+      <w:pPr>
+        <w:spacing w:after="120"/>
+      </w:pPr>
+      <w:r>
+        <w:rPr>
+          <w:b w:val="0"/>
+          <w:sz w:val="20"/>
+        </w:rPr>
+        <w:t>• Introduce or analyze only an approved controlled fault/edge case. Troubleshoot systematically, preserve evidence, and return the lab/equipment to its approved state.</w:t>
+      </w:r>
+    </w:p>
+    <w:p>
+      <w:pPr>
+        <w:spacing w:after="120"/>
+      </w:pPr>
+      <w:r>
+        <w:rPr>
+          <w:b w:val="0"/>
+          <w:sz w:val="20"/>
+        </w:rPr>
+        <w:t>• Verify independently through a second instrument/path/test, clean rerun, configuration comparison, peer check, or supervisor sign-off. Distinguish evidence from proof.</w:t>
+      </w:r>
+    </w:p>
+    <w:p>
+      <w:pPr>
+        <w:spacing w:after="120"/>
+      </w:pPr>
+      <w:r>
+        <w:rPr>
+          <w:b w:val="0"/>
+          <w:sz w:val="20"/>
+        </w:rPr>
+        <w:t>• Complete the discipline safety/ethics checklist, inventory/custody or cleanup check, and a professional report with honest limitations and assistance disclosure.</w:t>
       </w:r>
     </w:p>
     <w:p>
@@ -1847,7 +1919,7 @@
           <w:b w:val="0"/>
           <w:sz w:val="18"/>
         </w:rPr>
-        <w:t># day_12_lab.py — Assessment and reflection: Network Safety And Lab Documentation</w:t>
+        <w:t># day_12_lab.py — Concept development: Osi And Tcp/Ip Models — Applied Baseline Lab</w:t>
       </w:r>
     </w:p>
     <w:p>
@@ -1889,7 +1961,7 @@
           <w:b w:val="0"/>
           <w:sz w:val="18"/>
         </w:rPr>
-        <w:t>"""Day 12 practical starter for Network Safety And Lab Documentation.</w:t>
+        <w:t>"""Day 12 practical starter for Osi And Tcp/Ip Models — Applied Baseline Lab.</w:t>
       </w:r>
     </w:p>
     <w:p>
@@ -2071,7 +2143,7 @@
           <w:b w:val="0"/>
           <w:sz w:val="18"/>
         </w:rPr>
-        <w:t xml:space="preserve">    print("Program topic:", 'Network Safety And Lab Documentation')</w:t>
+        <w:t xml:space="preserve">    print("Program topic:", 'Osi And Tcp/Ip Models — Applied Baseline Lab')</w:t>
       </w:r>
     </w:p>
     <w:p>
@@ -2085,7 +2157,7 @@
           <w:b w:val="0"/>
           <w:sz w:val="18"/>
         </w:rPr>
-        <w:t xml:space="preserve">    print("Day mode:", 'Assessment and reflection')</w:t>
+        <w:t xml:space="preserve">    print("Day mode:", 'Concept development')</w:t>
       </w:r>
     </w:p>
     <w:p>
@@ -4271,7 +4343,7 @@
                 <w:color w:val="FFFFFF"/>
                 <w:sz w:val="18"/>
               </w:rPr>
-              <w:t>CHECK</w:t>
+              <w:t>METRIC</w:t>
             </w:r>
           </w:p>
         </w:tc>
@@ -4287,7 +4359,7 @@
                 <w:color w:val="FFFFFF"/>
                 <w:sz w:val="18"/>
               </w:rPr>
-              <w:t>SUCCESS CRITERION</w:t>
+              <w:t>QUESTION</w:t>
             </w:r>
           </w:p>
         </w:tc>
@@ -4303,7 +4375,7 @@
                 <w:color w:val="FFFFFF"/>
                 <w:sz w:val="18"/>
               </w:rPr>
-              <w:t>LIMITATION</w:t>
+              <w:t>CAUTION</w:t>
             </w:r>
           </w:p>
         </w:tc>
@@ -4318,7 +4390,7 @@
               <w:rPr>
                 <w:sz w:val="18"/>
               </w:rPr>
-              <w:t>Functional result</w:t>
+              <w:t>Accuracy / error rate</w:t>
             </w:r>
           </w:p>
         </w:tc>
@@ -4331,7 +4403,7 @@
               <w:rPr>
                 <w:sz w:val="18"/>
               </w:rPr>
-              <w:t>Meets today's objective</w:t>
+              <w:t>Overall correctness?</w:t>
             </w:r>
           </w:p>
         </w:tc>
@@ -4344,7 +4416,7 @@
               <w:rPr>
                 <w:sz w:val="18"/>
               </w:rPr>
-              <w:t>Classroom demo ≠ production</w:t>
+              <w:t>Weak on imbalanced data</w:t>
             </w:r>
           </w:p>
         </w:tc>
@@ -4359,7 +4431,7 @@
               <w:rPr>
                 <w:sz w:val="18"/>
               </w:rPr>
-              <w:t>Safety compliance</w:t>
+              <w:t>Precision / recall / F1</w:t>
             </w:r>
           </w:p>
         </w:tc>
@@ -4372,7 +4444,7 @@
               <w:rPr>
                 <w:sz w:val="18"/>
               </w:rPr>
-              <w:t>No rule breached</w:t>
+              <w:t>Error type trade-off?</w:t>
             </w:r>
           </w:p>
         </w:tc>
@@ -4385,7 +4457,7 @@
               <w:rPr>
                 <w:sz w:val="18"/>
               </w:rPr>
-              <w:t>Still needs supervisor judgment</w:t>
+              <w:t>Optimize for the real cost of mistakes</w:t>
             </w:r>
           </w:p>
         </w:tc>
@@ -4400,7 +4472,7 @@
               <w:rPr>
                 <w:sz w:val="18"/>
               </w:rPr>
-              <w:t>Reproducibility</w:t>
+              <w:t>Latency / resource use</w:t>
             </w:r>
           </w:p>
         </w:tc>
@@ -4413,7 +4485,7 @@
               <w:rPr>
                 <w:sz w:val="18"/>
               </w:rPr>
-              <w:t>Second check agrees</w:t>
+              <w:t>Is it usable?</w:t>
             </w:r>
           </w:p>
         </w:tc>
@@ -4426,7 +4498,7 @@
               <w:rPr>
                 <w:sz w:val="18"/>
               </w:rPr>
-              <w:t>Environment drift possible</w:t>
+              <w:t>Lab laptop ≠ production load</w:t>
             </w:r>
           </w:p>
         </w:tc>
@@ -5690,7 +5762,7 @@
           <w:b w:val="0"/>
           <w:sz w:val="22"/>
         </w:rPr>
-        <w:t>Objective addressed for Network Safety And Lab Documentation</w:t>
+        <w:t>Objective addressed for Osi And Tcp/Ip Models — Applied Baseline Lab</w:t>
       </w:r>
     </w:p>
     <w:p>
@@ -5702,7 +5774,7 @@
           <w:b w:val="0"/>
           <w:sz w:val="22"/>
         </w:rPr>
-        <w:t>Assessment and reflection practical completed</w:t>
+        <w:t>Concept development practical completed</w:t>
       </w:r>
     </w:p>
     <w:p>
@@ -5794,7 +5866,7 @@
           <w:b w:val="0"/>
           <w:sz w:val="22"/>
         </w:rPr>
-        <w:t>Matches: Final artifact, demonstration evidence, 150-300 word reflection, and self-score against the rubric.</w:t>
+        <w:t>Matches: Baseline evidence, completed practical artifact, independent verification, safety/restoration record, and short professional report.</w:t>
       </w:r>
     </w:p>
     <w:p>
@@ -5826,7 +5898,7 @@
           <w:b w:val="0"/>
           <w:sz w:val="22"/>
         </w:rPr>
-        <w:t>Explain Network Safety And Lab Documentation without reading.</w:t>
+        <w:t>Explain Osi And Tcp/Ip Models — Applied Baseline Lab without reading.</w:t>
       </w:r>
     </w:p>
     <w:p>
@@ -5918,7 +5990,7 @@
           <w:b w:val="0"/>
           <w:sz w:val="22"/>
         </w:rPr>
-        <w:t>Today is Day 12 (Assessment and reflection) on Network Safety And Lab Documentation. I worked only in the authorized Beyond networking lab. I completed the practical objective, verified with a second check, and packaged evidence. Main risk: unauthorized or unsafe action; control: checklist + supervisor escalation. Limitation: classroom/lab scope only. Next: continue the topic cycle and keep documentation reproducible.</w:t>
+        <w:t>Today is Day 12 (Concept development) on Osi And Tcp/Ip Models — Applied Baseline Lab. I worked only in the authorized Beyond networking lab. I completed the practical objective, verified with a second check, and packaged evidence. Main risk: unauthorized or unsafe action; control: checklist + supervisor escalation. Limitation: classroom/lab scope only. Next: continue the topic cycle and keep documentation reproducible.</w:t>
       </w:r>
     </w:p>
     <w:p>
@@ -6349,7 +6421,7 @@
           <w:b w:val="0"/>
           <w:sz w:val="22"/>
         </w:rPr>
-        <w:t>Access check date: 2026-08-09. Prefer first-party sources. Do not invent URLs.</w:t>
+        <w:t>Access check date: 2026-08-10. Prefer first-party sources. Do not invent URLs.</w:t>
       </w:r>
     </w:p>
     <w:p>
